--- a/projects/valuepickr-open-screen/docs/Millworks Technologies.docx
+++ b/projects/valuepickr-open-screen/docs/Millworks Technologies.docx
@@ -839,6 +839,179 @@
           <w:szCs w:val="18"/>
         </w:rPr>
         <w:t xml:space="preserve">This is independent research and analysis for informational purposes only, not personalized financial or investment advice. Past multi-bagger performance and forum/social sentiment are not indicators of future returns. Do your own due diligence before investing.</w:t>
+      </w:r>
+    </w:p>
+    <w:p/>
+    <w:p>
+      <w:r>
+        <w:rPr>
+          <w:b/>
+          <w:sz w:val="28"/>
+        </w:rPr>
+        <w:t>🔄 RESEARCH UPDATE - 2026-10-05</w:t>
+      </w:r>
+    </w:p>
+    <w:p>
+      <w:r>
+        <w:rPr>
+          <w:b/>
+        </w:rPr>
+        <w:t>📊 Key Metrics:</w:t>
+      </w:r>
+    </w:p>
+    <w:p>
+      <w:pPr>
+        <w:ind w:left="360"/>
+      </w:pPr>
+      <w:r>
+        <w:t xml:space="preserve">  • Company: Millworks Technologies Ltd</w:t>
+      </w:r>
+    </w:p>
+    <w:p>
+      <w:pPr>
+        <w:ind w:left="360"/>
+      </w:pPr>
+      <w:r>
+        <w:t xml:space="preserve">  • Conviction: Not rated</w:t>
+      </w:r>
+    </w:p>
+    <w:p>
+      <w:pPr>
+        <w:ind w:left="360"/>
+      </w:pPr>
+      <w:r>
+        <w:t xml:space="preserve">  • Thesis: 10x-in-2-3-years</w:t>
+      </w:r>
+    </w:p>
+    <w:p>
+      <w:pPr>
+        <w:ind w:left="360"/>
+      </w:pPr>
+      <w:r>
+        <w:t xml:space="preserve">  • 4-Box Score: 2.0</w:t>
+      </w:r>
+    </w:p>
+    <w:p>
+      <w:pPr>
+        <w:ind w:left="360"/>
+      </w:pPr>
+      <w:r>
+        <w:t xml:space="preserve">  • Research Date: 2026-09-26</w:t>
+      </w:r>
+    </w:p>
+    <w:p>
+      <w:pPr>
+        <w:ind w:left="360"/>
+      </w:pPr>
+      <w:r>
+        <w:t xml:space="preserve">  • Red Flag: None</w:t>
+      </w:r>
+    </w:p>
+    <w:p/>
+    <w:p>
+      <w:r>
+        <w:rPr>
+          <w:b/>
+        </w:rPr>
+        <w:t>📝 Verdict:</w:t>
+      </w:r>
+    </w:p>
+    <w:p>
+      <w:pPr>
+        <w:ind w:left="360"/>
+      </w:pPr>
+      <w:r>
+        <w:t>Genuine tailwind and standout ratios, but a 4-year-old freshly-listed SME with 340 debtor-days and a ~55x multiple - thesis_fit 10x-in-2-3-years on the un-ignorable-growth carve-out, conviction Low-Medium, explicitly unconfirmed.</w:t>
+      </w:r>
+    </w:p>
+    <w:p/>
+    <w:p>
+      <w:r>
+        <w:rPr>
+          <w:b/>
+        </w:rPr>
+        <w:t>📈 Bull Case:</w:t>
+      </w:r>
+    </w:p>
+    <w:p>
+      <w:pPr>
+        <w:ind w:left="360"/>
+      </w:pPr>
+      <w:r>
+        <w:t>~81% ROCE, ~25% PAT margin, revenue and profit scaling fast</w:t>
+      </w:r>
+    </w:p>
+    <w:p>
+      <w:pPr>
+        <w:ind w:left="360"/>
+      </w:pPr>
+      <w:r>
+        <w:t>Four structural tailwinds at once: defence indigenisation, aerospace, railway capex, semiconductor-equipment localisation</w:t>
+      </w:r>
+    </w:p>
+    <w:p>
+      <w:pPr>
+        <w:ind w:left="360"/>
+      </w:pPr>
+      <w:r>
+        <w:t>Mission-critical, qualification-gated components carry switching costs once designed in</w:t>
+      </w:r>
+    </w:p>
+    <w:p>
+      <w:pPr>
+        <w:ind w:left="360"/>
+      </w:pPr>
+      <w:r>
+        <w:t>Asset-light-ish precision machining with pricing power on approved parts</w:t>
+      </w:r>
+    </w:p>
+    <w:p/>
+    <w:p>
+      <w:r>
+        <w:rPr>
+          <w:b/>
+        </w:rPr>
+        <w:t>📉 Bear Case:</w:t>
+      </w:r>
+    </w:p>
+    <w:p>
+      <w:pPr>
+        <w:ind w:left="360"/>
+      </w:pPr>
+      <w:r>
+        <w:t>Only ~4 years of operating history; listed Jul-2026 - almost no public track record</w:t>
+      </w:r>
+    </w:p>
+    <w:p>
+      <w:pPr>
+        <w:ind w:left="360"/>
+      </w:pPr>
+      <w:r>
+        <w:t>Debtor days ~340 - severe working-capital stretch; earnings-quality / cash-conversion risk</w:t>
+      </w:r>
+    </w:p>
+    <w:p>
+      <w:pPr>
+        <w:ind w:left="360"/>
+      </w:pPr>
+      <w:r>
+        <w:t>~55x trailing earnings, ~13x sales already price a long growth runway</w:t>
+      </w:r>
+    </w:p>
+    <w:p>
+      <w:pPr>
+        <w:ind w:left="360"/>
+      </w:pPr>
+      <w:r>
+        <w:t>Micro-cap SME liquidity; single source is an untrusted X account</w:t>
+      </w:r>
+    </w:p>
+    <w:p>
+      <w:pPr>
+        <w:ind w:left="360"/>
+      </w:pPr>
+      <w:r>
+        <w:t>Customer / order-book concentration unknown from public filings</w:t>
       </w:r>
     </w:p>
     <w:sectPr>
